--- a/assets/evaluations/francais/Francais_P1_grille_enseignant_DRAS_verrouillee.docx
+++ b/assets/evaluations/francais/Francais_P1_grille_enseignant_DRAS_verrouillee.docx
@@ -4,14 +4,14 @@
   <w:body>
     <w:p>
       <w:pPr>
-        <w:pStyle w:val="Title"/>
         <w:jc w:val="center"/>
       </w:pPr>
       <w:r>
         <w:rPr>
           <w:b/>
+          <w:sz w:val="36"/>
         </w:rPr>
-        <w:t>GRILLE ENSEIGNANT — FRANÇAIS P1</w:t>
+        <w:t>Grille enseignant — Français P1</w:t>
       </w:r>
     </w:p>
     <w:p>
@@ -20,403 +20,132 @@
       </w:pPr>
       <w:r>
         <w:rPr>
-          <w:b/>
+          <w:i/>
+          <w:sz w:val="21"/>
         </w:rPr>
-        <w:t>Maîtrise de la langue avec le DRAS — corpus commun « Un matin dans la forêt »</w:t>
-      </w:r>
-    </w:p>
-    <w:p>
-      <w:r>
-        <w:t>Principe verrouillé : 1 ligne = 1 compétence = 1 code canonique. Le corpus est commun ; les manipulations DRAS servent à observer la grammaire et l’écriture. La conjugaison systématique des verbes en -er au présent n’est pas évaluée en P1 (elle relève de P2). Aucune note, aucun total, aucun pourcentage.</w:t>
+        <w:t>2 nouvelles compétences essentielles — pas de rebrassage en P1</w:t>
       </w:r>
     </w:p>
     <w:tbl>
       <w:tblPr>
+        <w:tblStyle w:val="TableGrid"/>
         <w:tblW w:type="auto" w:w="0"/>
         <w:jc w:val="center"/>
         <w:tblLook w:firstColumn="1" w:firstRow="1" w:lastColumn="0" w:lastRow="0" w:noHBand="0" w:noVBand="1" w:val="04A0"/>
-        <w:tblBorders>
-          <w:top w:val="single" w:sz="5" w:color="CAD7EA"/>
-          <w:left w:val="single" w:sz="5" w:color="CAD7EA"/>
-          <w:bottom w:val="single" w:sz="5" w:color="CAD7EA"/>
-          <w:right w:val="single" w:sz="5" w:color="CAD7EA"/>
-          <w:insideH w:val="single" w:sz="5" w:color="CAD7EA"/>
-          <w:insideV w:val="single" w:sz="5" w:color="CAD7EA"/>
-        </w:tblBorders>
       </w:tblPr>
       <w:tblGrid>
-        <w:gridCol w:w="2691"/>
-        <w:gridCol w:w="2691"/>
-        <w:gridCol w:w="2691"/>
-        <w:gridCol w:w="2691"/>
+        <w:gridCol w:w="5102"/>
+        <w:gridCol w:w="3969"/>
       </w:tblGrid>
       <w:tr>
         <w:tc>
           <w:tcPr>
-            <w:tcW w:type="dxa" w:w="2691"/>
-            <w:shd w:fill="F2E8FF"/>
+            <w:tcW w:type="dxa" w:w="5213"/>
+            <w:vAlign w:val="center"/>
           </w:tcPr>
           <w:p>
-            <w:pPr>
-              <w:jc w:val="center"/>
-            </w:pPr>
             <w:r>
-              <w:rPr>
-                <w:b/>
-              </w:rPr>
-              <w:t>Excellent</w:t>
+              <w:t>Prénom : ______________________________</w:t>
             </w:r>
           </w:p>
         </w:tc>
         <w:tc>
           <w:tcPr>
-            <w:tcW w:type="dxa" w:w="2691"/>
-            <w:shd w:fill="E8F5E9"/>
+            <w:tcW w:type="dxa" w:w="5213"/>
+            <w:vAlign w:val="center"/>
           </w:tcPr>
           <w:p>
-            <w:pPr>
-              <w:jc w:val="center"/>
-            </w:pPr>
             <w:r>
-              <w:rPr>
-                <w:b/>
-              </w:rPr>
-              <w:t>Réussi</w:t>
-            </w:r>
-          </w:p>
-        </w:tc>
-        <w:tc>
-          <w:tcPr>
-            <w:tcW w:type="dxa" w:w="2691"/>
-            <w:shd w:fill="FFF4CC"/>
-          </w:tcPr>
-          <w:p>
-            <w:pPr>
-              <w:jc w:val="center"/>
-            </w:pPr>
-            <w:r>
-              <w:rPr>
-                <w:b/>
-              </w:rPr>
-              <w:t>En progrès</w:t>
-            </w:r>
-          </w:p>
-        </w:tc>
-        <w:tc>
-          <w:tcPr>
-            <w:tcW w:type="dxa" w:w="2691"/>
-            <w:shd w:fill="FDECEC"/>
-          </w:tcPr>
-          <w:p>
-            <w:pPr>
-              <w:jc w:val="center"/>
-            </w:pPr>
-            <w:r>
-              <w:rPr>
-                <w:b/>
-              </w:rPr>
-              <w:t>À revoir</w:t>
+              <w:t>Date : __________________</w:t>
             </w:r>
           </w:p>
         </w:tc>
       </w:tr>
     </w:tbl>
+    <w:p/>
+    <w:p>
+      <w:pPr>
+        <w:spacing w:after="160"/>
+      </w:pPr>
+      <w:r>
+        <w:t>Principe : cette évaluation ne cherche pas à vérifier tout ce qui a été travaillé. Les autres compétences restent suivies au quotidien.</w:t>
+      </w:r>
+    </w:p>
     <w:tbl>
       <w:tblPr>
         <w:tblStyle w:val="TableGrid"/>
         <w:tblW w:type="auto" w:w="0"/>
         <w:jc w:val="center"/>
-        <w:tblLayout w:type="fixed"/>
         <w:tblLook w:firstColumn="1" w:firstRow="1" w:lastColumn="0" w:lastRow="0" w:noHBand="0" w:noVBand="1" w:val="04A0"/>
-        <w:tblBorders>
-          <w:top w:val="single" w:sz="4" w:color="9AAFCB"/>
-          <w:left w:val="single" w:sz="4" w:color="9AAFCB"/>
-          <w:bottom w:val="single" w:sz="4" w:color="9AAFCB"/>
-          <w:right w:val="single" w:sz="4" w:color="9AAFCB"/>
-          <w:insideH w:val="single" w:sz="4" w:color="9AAFCB"/>
-          <w:insideV w:val="single" w:sz="4" w:color="9AAFCB"/>
-        </w:tblBorders>
       </w:tblPr>
       <w:tblGrid>
-        <w:gridCol w:w="1538"/>
-        <w:gridCol w:w="1538"/>
-        <w:gridCol w:w="1538"/>
-        <w:gridCol w:w="1538"/>
-        <w:gridCol w:w="1538"/>
-        <w:gridCol w:w="1538"/>
-        <w:gridCol w:w="1538"/>
+        <w:gridCol w:w="2085"/>
+        <w:gridCol w:w="2085"/>
+        <w:gridCol w:w="2085"/>
+        <w:gridCol w:w="2085"/>
+        <w:gridCol w:w="2085"/>
       </w:tblGrid>
       <w:tr>
         <w:tc>
           <w:tcPr>
-            <w:tcW w:type="dxa" w:w="1538"/>
-            <w:shd w:fill="DDE8F6"/>
+            <w:tcW w:type="dxa" w:w="2085"/>
+            <w:shd w:fill="EDE4F5"/>
           </w:tcPr>
           <w:p>
-            <w:pPr>
-              <w:jc w:val="center"/>
-            </w:pPr>
             <w:r>
-              <w:rPr>
-                <w:b/>
-              </w:rPr>
               <w:t>Code</w:t>
             </w:r>
           </w:p>
         </w:tc>
         <w:tc>
           <w:tcPr>
-            <w:tcW w:type="dxa" w:w="1538"/>
-            <w:shd w:fill="DDE8F6"/>
+            <w:tcW w:type="dxa" w:w="2085"/>
+            <w:shd w:fill="EDE4F5"/>
           </w:tcPr>
           <w:p>
-            <w:pPr>
-              <w:jc w:val="center"/>
-            </w:pPr>
             <w:r>
-              <w:rPr>
-                <w:b/>
-              </w:rPr>
               <w:t>Compétence</w:t>
             </w:r>
           </w:p>
         </w:tc>
         <w:tc>
           <w:tcPr>
-            <w:tcW w:type="dxa" w:w="1538"/>
-            <w:shd w:fill="DDE8F6"/>
+            <w:tcW w:type="dxa" w:w="2085"/>
+            <w:shd w:fill="EDE4F5"/>
           </w:tcPr>
           <w:p>
-            <w:pPr>
-              <w:jc w:val="center"/>
-            </w:pPr>
             <w:r>
-              <w:rPr>
-                <w:b/>
-              </w:rPr>
-              <w:t>Tâche / indice</w:t>
+              <w:t>Acquis</w:t>
             </w:r>
           </w:p>
         </w:tc>
         <w:tc>
           <w:tcPr>
-            <w:tcW w:type="dxa" w:w="1538"/>
-            <w:shd w:fill="DDE8F6"/>
+            <w:tcW w:type="dxa" w:w="2085"/>
+            <w:shd w:fill="EDE4F5"/>
           </w:tcPr>
           <w:p>
-            <w:pPr>
-              <w:jc w:val="center"/>
-            </w:pPr>
             <w:r>
-              <w:rPr>
-                <w:b/>
-              </w:rPr>
-              <w:t>Excellent</w:t>
+              <w:t>En cours</w:t>
             </w:r>
           </w:p>
         </w:tc>
         <w:tc>
           <w:tcPr>
-            <w:tcW w:type="dxa" w:w="1538"/>
-            <w:shd w:fill="DDE8F6"/>
+            <w:tcW w:type="dxa" w:w="2085"/>
+            <w:shd w:fill="EDE4F5"/>
           </w:tcPr>
           <w:p>
-            <w:pPr>
-              <w:jc w:val="center"/>
-            </w:pPr>
             <w:r>
-              <w:rPr>
-                <w:b/>
-              </w:rPr>
-              <w:t>Réussi</w:t>
-            </w:r>
-          </w:p>
-        </w:tc>
-        <w:tc>
-          <w:tcPr>
-            <w:tcW w:type="dxa" w:w="1538"/>
-            <w:shd w:fill="DDE8F6"/>
-          </w:tcPr>
-          <w:p>
-            <w:pPr>
-              <w:jc w:val="center"/>
-            </w:pPr>
-            <w:r>
-              <w:rPr>
-                <w:b/>
-              </w:rPr>
-              <w:t>En progrès</w:t>
-            </w:r>
-          </w:p>
-        </w:tc>
-        <w:tc>
-          <w:tcPr>
-            <w:tcW w:type="dxa" w:w="1538"/>
-            <w:shd w:fill="DDE8F6"/>
-          </w:tcPr>
-          <w:p>
-            <w:pPr>
-              <w:jc w:val="center"/>
-            </w:pPr>
-            <w:r>
-              <w:rPr>
-                <w:b/>
-              </w:rPr>
-              <w:t>À revoir</w:t>
+              <w:t>À consolider</w:t>
             </w:r>
           </w:p>
         </w:tc>
       </w:tr>
       <w:tr>
-        <w:trPr>
-          <w:cantSplit/>
-        </w:trPr>
         <w:tc>
           <w:tcPr>
-            <w:tcW w:type="dxa" w:w="1538"/>
-            <w:tcMar>
-              <w:top w:w="40" w:type="dxa"/>
-              <w:start w:w="50" w:type="dxa"/>
-              <w:bottom w:w="40" w:type="dxa"/>
-              <w:end w:w="50" w:type="dxa"/>
-            </w:tcMar>
-            <w:vAlign w:val="center"/>
-          </w:tcPr>
-          <w:p>
-            <w:r>
-              <w:t>GRA-P1-01</w:t>
-            </w:r>
-          </w:p>
-        </w:tc>
-        <w:tc>
-          <w:tcPr>
-            <w:tcW w:type="dxa" w:w="1538"/>
-            <w:tcMar>
-              <w:top w:w="40" w:type="dxa"/>
-              <w:start w:w="50" w:type="dxa"/>
-              <w:bottom w:w="40" w:type="dxa"/>
-              <w:end w:w="50" w:type="dxa"/>
-            </w:tcMar>
-            <w:vAlign w:val="center"/>
-          </w:tcPr>
-          <w:p>
-            <w:r>
-              <w:t>Reconnaître une phrase correcte</w:t>
-            </w:r>
-          </w:p>
-        </w:tc>
-        <w:tc>
-          <w:tcPr>
-            <w:tcW w:type="dxa" w:w="1538"/>
-            <w:tcMar>
-              <w:top w:w="40" w:type="dxa"/>
-              <w:start w:w="50" w:type="dxa"/>
-              <w:bottom w:w="40" w:type="dxa"/>
-              <w:end w:w="50" w:type="dxa"/>
-            </w:tcMar>
-            <w:vAlign w:val="center"/>
-          </w:tcPr>
-          <w:p>
-            <w:r>
-              <w:t>Tâche 1 — réparer une phrase</w:t>
-            </w:r>
-          </w:p>
-        </w:tc>
-        <w:tc>
-          <w:tcPr>
-            <w:tcW w:type="dxa" w:w="1538"/>
-            <w:tcMar>
-              <w:top w:w="40" w:type="dxa"/>
-              <w:start w:w="50" w:type="dxa"/>
-              <w:bottom w:w="40" w:type="dxa"/>
-              <w:end w:w="50" w:type="dxa"/>
-            </w:tcMar>
-            <w:vAlign w:val="center"/>
-          </w:tcPr>
-          <w:p>
-            <w:pPr>
-              <w:jc w:val="center"/>
-            </w:pPr>
-            <w:r>
-              <w:t>☐</w:t>
-            </w:r>
-          </w:p>
-        </w:tc>
-        <w:tc>
-          <w:tcPr>
-            <w:tcW w:type="dxa" w:w="1538"/>
-            <w:tcMar>
-              <w:top w:w="40" w:type="dxa"/>
-              <w:start w:w="50" w:type="dxa"/>
-              <w:bottom w:w="40" w:type="dxa"/>
-              <w:end w:w="50" w:type="dxa"/>
-            </w:tcMar>
-            <w:vAlign w:val="center"/>
-          </w:tcPr>
-          <w:p>
-            <w:pPr>
-              <w:jc w:val="center"/>
-            </w:pPr>
-            <w:r>
-              <w:t>☐</w:t>
-            </w:r>
-          </w:p>
-        </w:tc>
-        <w:tc>
-          <w:tcPr>
-            <w:tcW w:type="dxa" w:w="1538"/>
-            <w:tcMar>
-              <w:top w:w="40" w:type="dxa"/>
-              <w:start w:w="50" w:type="dxa"/>
-              <w:bottom w:w="40" w:type="dxa"/>
-              <w:end w:w="50" w:type="dxa"/>
-            </w:tcMar>
-            <w:vAlign w:val="center"/>
-          </w:tcPr>
-          <w:p>
-            <w:pPr>
-              <w:jc w:val="center"/>
-            </w:pPr>
-            <w:r>
-              <w:t>☐</w:t>
-            </w:r>
-          </w:p>
-        </w:tc>
-        <w:tc>
-          <w:tcPr>
-            <w:tcW w:type="dxa" w:w="1538"/>
-            <w:tcMar>
-              <w:top w:w="40" w:type="dxa"/>
-              <w:start w:w="50" w:type="dxa"/>
-              <w:bottom w:w="40" w:type="dxa"/>
-              <w:end w:w="50" w:type="dxa"/>
-            </w:tcMar>
-            <w:vAlign w:val="center"/>
-          </w:tcPr>
-          <w:p>
-            <w:pPr>
-              <w:jc w:val="center"/>
-            </w:pPr>
-            <w:r>
-              <w:t>☐</w:t>
-            </w:r>
-          </w:p>
-        </w:tc>
-      </w:tr>
-      <w:tr>
-        <w:trPr>
-          <w:cantSplit/>
-        </w:trPr>
-        <w:tc>
-          <w:tcPr>
-            <w:tcW w:type="dxa" w:w="1538"/>
-            <w:tcMar>
-              <w:top w:w="40" w:type="dxa"/>
-              <w:start w:w="50" w:type="dxa"/>
-              <w:bottom w:w="40" w:type="dxa"/>
-              <w:end w:w="50" w:type="dxa"/>
-            </w:tcMar>
-            <w:vAlign w:val="center"/>
+            <w:tcW w:type="dxa" w:w="2085"/>
           </w:tcPr>
           <w:p>
             <w:r>
@@ -426,14 +155,7 @@
         </w:tc>
         <w:tc>
           <w:tcPr>
-            <w:tcW w:type="dxa" w:w="1538"/>
-            <w:tcMar>
-              <w:top w:w="40" w:type="dxa"/>
-              <w:start w:w="50" w:type="dxa"/>
-              <w:bottom w:w="40" w:type="dxa"/>
-              <w:end w:w="50" w:type="dxa"/>
-            </w:tcMar>
-            <w:vAlign w:val="center"/>
+            <w:tcW w:type="dxa" w:w="2085"/>
           </w:tcPr>
           <w:p>
             <w:r>
@@ -443,36 +165,9 @@
         </w:tc>
         <w:tc>
           <w:tcPr>
-            <w:tcW w:type="dxa" w:w="1538"/>
-            <w:tcMar>
-              <w:top w:w="40" w:type="dxa"/>
-              <w:start w:w="50" w:type="dxa"/>
-              <w:bottom w:w="40" w:type="dxa"/>
-              <w:end w:w="50" w:type="dxa"/>
-            </w:tcMar>
-            <w:vAlign w:val="center"/>
+            <w:tcW w:type="dxa" w:w="2085"/>
           </w:tcPr>
           <w:p>
-            <w:r>
-              <w:t>Tâche 2 — repérage + manipulation</w:t>
-            </w:r>
-          </w:p>
-        </w:tc>
-        <w:tc>
-          <w:tcPr>
-            <w:tcW w:type="dxa" w:w="1538"/>
-            <w:tcMar>
-              <w:top w:w="40" w:type="dxa"/>
-              <w:start w:w="50" w:type="dxa"/>
-              <w:bottom w:w="40" w:type="dxa"/>
-              <w:end w:w="50" w:type="dxa"/>
-            </w:tcMar>
-            <w:vAlign w:val="center"/>
-          </w:tcPr>
-          <w:p>
-            <w:pPr>
-              <w:jc w:val="center"/>
-            </w:pPr>
             <w:r>
               <w:t>☐</w:t>
             </w:r>
@@ -480,19 +175,9 @@
         </w:tc>
         <w:tc>
           <w:tcPr>
-            <w:tcW w:type="dxa" w:w="1538"/>
-            <w:tcMar>
-              <w:top w:w="40" w:type="dxa"/>
-              <w:start w:w="50" w:type="dxa"/>
-              <w:bottom w:w="40" w:type="dxa"/>
-              <w:end w:w="50" w:type="dxa"/>
-            </w:tcMar>
-            <w:vAlign w:val="center"/>
+            <w:tcW w:type="dxa" w:w="2085"/>
           </w:tcPr>
           <w:p>
-            <w:pPr>
-              <w:jc w:val="center"/>
-            </w:pPr>
             <w:r>
               <w:t>☐</w:t>
             </w:r>
@@ -500,39 +185,9 @@
         </w:tc>
         <w:tc>
           <w:tcPr>
-            <w:tcW w:type="dxa" w:w="1538"/>
-            <w:tcMar>
-              <w:top w:w="40" w:type="dxa"/>
-              <w:start w:w="50" w:type="dxa"/>
-              <w:bottom w:w="40" w:type="dxa"/>
-              <w:end w:w="50" w:type="dxa"/>
-            </w:tcMar>
-            <w:vAlign w:val="center"/>
+            <w:tcW w:type="dxa" w:w="2085"/>
           </w:tcPr>
           <w:p>
-            <w:pPr>
-              <w:jc w:val="center"/>
-            </w:pPr>
-            <w:r>
-              <w:t>☐</w:t>
-            </w:r>
-          </w:p>
-        </w:tc>
-        <w:tc>
-          <w:tcPr>
-            <w:tcW w:type="dxa" w:w="1538"/>
-            <w:tcMar>
-              <w:top w:w="40" w:type="dxa"/>
-              <w:start w:w="50" w:type="dxa"/>
-              <w:bottom w:w="40" w:type="dxa"/>
-              <w:end w:w="50" w:type="dxa"/>
-            </w:tcMar>
-            <w:vAlign w:val="center"/>
-          </w:tcPr>
-          <w:p>
-            <w:pPr>
-              <w:jc w:val="center"/>
-            </w:pPr>
             <w:r>
               <w:t>☐</w:t>
             </w:r>
@@ -540,155 +195,9 @@
         </w:tc>
       </w:tr>
       <w:tr>
-        <w:trPr>
-          <w:cantSplit/>
-        </w:trPr>
         <w:tc>
           <w:tcPr>
-            <w:tcW w:type="dxa" w:w="1538"/>
-            <w:tcMar>
-              <w:top w:w="40" w:type="dxa"/>
-              <w:start w:w="50" w:type="dxa"/>
-              <w:bottom w:w="40" w:type="dxa"/>
-              <w:end w:w="50" w:type="dxa"/>
-            </w:tcMar>
-            <w:vAlign w:val="center"/>
-          </w:tcPr>
-          <w:p>
-            <w:r>
-              <w:t>GRA-P1-05</w:t>
-            </w:r>
-          </w:p>
-        </w:tc>
-        <w:tc>
-          <w:tcPr>
-            <w:tcW w:type="dxa" w:w="1538"/>
-            <w:tcMar>
-              <w:top w:w="40" w:type="dxa"/>
-              <w:start w:w="50" w:type="dxa"/>
-              <w:bottom w:w="40" w:type="dxa"/>
-              <w:end w:w="50" w:type="dxa"/>
-            </w:tcMar>
-            <w:vAlign w:val="center"/>
-          </w:tcPr>
-          <w:p>
-            <w:r>
-              <w:t>Donner l’infinitif d’un verbe conjugué</w:t>
-            </w:r>
-          </w:p>
-        </w:tc>
-        <w:tc>
-          <w:tcPr>
-            <w:tcW w:type="dxa" w:w="1538"/>
-            <w:tcMar>
-              <w:top w:w="40" w:type="dxa"/>
-              <w:start w:w="50" w:type="dxa"/>
-              <w:bottom w:w="40" w:type="dxa"/>
-              <w:end w:w="50" w:type="dxa"/>
-            </w:tcMar>
-            <w:vAlign w:val="center"/>
-          </w:tcPr>
-          <w:p>
-            <w:r>
-              <w:t>Tâche 3 — formes du corpus</w:t>
-            </w:r>
-          </w:p>
-        </w:tc>
-        <w:tc>
-          <w:tcPr>
-            <w:tcW w:type="dxa" w:w="1538"/>
-            <w:tcMar>
-              <w:top w:w="40" w:type="dxa"/>
-              <w:start w:w="50" w:type="dxa"/>
-              <w:bottom w:w="40" w:type="dxa"/>
-              <w:end w:w="50" w:type="dxa"/>
-            </w:tcMar>
-            <w:vAlign w:val="center"/>
-          </w:tcPr>
-          <w:p>
-            <w:pPr>
-              <w:jc w:val="center"/>
-            </w:pPr>
-            <w:r>
-              <w:t>☐</w:t>
-            </w:r>
-          </w:p>
-        </w:tc>
-        <w:tc>
-          <w:tcPr>
-            <w:tcW w:type="dxa" w:w="1538"/>
-            <w:tcMar>
-              <w:top w:w="40" w:type="dxa"/>
-              <w:start w:w="50" w:type="dxa"/>
-              <w:bottom w:w="40" w:type="dxa"/>
-              <w:end w:w="50" w:type="dxa"/>
-            </w:tcMar>
-            <w:vAlign w:val="center"/>
-          </w:tcPr>
-          <w:p>
-            <w:pPr>
-              <w:jc w:val="center"/>
-            </w:pPr>
-            <w:r>
-              <w:t>☐</w:t>
-            </w:r>
-          </w:p>
-        </w:tc>
-        <w:tc>
-          <w:tcPr>
-            <w:tcW w:type="dxa" w:w="1538"/>
-            <w:tcMar>
-              <w:top w:w="40" w:type="dxa"/>
-              <w:start w:w="50" w:type="dxa"/>
-              <w:bottom w:w="40" w:type="dxa"/>
-              <w:end w:w="50" w:type="dxa"/>
-            </w:tcMar>
-            <w:vAlign w:val="center"/>
-          </w:tcPr>
-          <w:p>
-            <w:pPr>
-              <w:jc w:val="center"/>
-            </w:pPr>
-            <w:r>
-              <w:t>☐</w:t>
-            </w:r>
-          </w:p>
-        </w:tc>
-        <w:tc>
-          <w:tcPr>
-            <w:tcW w:type="dxa" w:w="1538"/>
-            <w:tcMar>
-              <w:top w:w="40" w:type="dxa"/>
-              <w:start w:w="50" w:type="dxa"/>
-              <w:bottom w:w="40" w:type="dxa"/>
-              <w:end w:w="50" w:type="dxa"/>
-            </w:tcMar>
-            <w:vAlign w:val="center"/>
-          </w:tcPr>
-          <w:p>
-            <w:pPr>
-              <w:jc w:val="center"/>
-            </w:pPr>
-            <w:r>
-              <w:t>☐</w:t>
-            </w:r>
-          </w:p>
-        </w:tc>
-      </w:tr>
-      <w:tr>
-        <w:trPr>
-          <w:cantSplit/>
-        </w:trPr>
-        <w:tc>
-          <w:tcPr>
-            <w:tcW w:type="dxa" w:w="1538"/>
-            <w:tcMar>
-              <w:top w:w="40" w:type="dxa"/>
-              <w:start w:w="50" w:type="dxa"/>
-              <w:bottom w:w="40" w:type="dxa"/>
-              <w:end w:w="50" w:type="dxa"/>
-            </w:tcMar>
-            <w:vAlign w:val="center"/>
+            <w:tcW w:type="dxa" w:w="2085"/>
           </w:tcPr>
           <w:p>
             <w:r>
@@ -698,14 +207,7 @@
         </w:tc>
         <w:tc>
           <w:tcPr>
-            <w:tcW w:type="dxa" w:w="1538"/>
-            <w:tcMar>
-              <w:top w:w="40" w:type="dxa"/>
-              <w:start w:w="50" w:type="dxa"/>
-              <w:bottom w:w="40" w:type="dxa"/>
-              <w:end w:w="50" w:type="dxa"/>
-            </w:tcMar>
-            <w:vAlign w:val="center"/>
+            <w:tcW w:type="dxa" w:w="2085"/>
           </w:tcPr>
           <w:p>
             <w:r>
@@ -715,36 +217,9 @@
         </w:tc>
         <w:tc>
           <w:tcPr>
-            <w:tcW w:type="dxa" w:w="1538"/>
-            <w:tcMar>
-              <w:top w:w="40" w:type="dxa"/>
-              <w:start w:w="50" w:type="dxa"/>
-              <w:bottom w:w="40" w:type="dxa"/>
-              <w:end w:w="50" w:type="dxa"/>
-            </w:tcMar>
-            <w:vAlign w:val="center"/>
+            <w:tcW w:type="dxa" w:w="2085"/>
           </w:tcPr>
           <w:p>
-            <w:r>
-              <w:t>Tâche 4 — groupe sujet entier</w:t>
-            </w:r>
-          </w:p>
-        </w:tc>
-        <w:tc>
-          <w:tcPr>
-            <w:tcW w:type="dxa" w:w="1538"/>
-            <w:tcMar>
-              <w:top w:w="40" w:type="dxa"/>
-              <w:start w:w="50" w:type="dxa"/>
-              <w:bottom w:w="40" w:type="dxa"/>
-              <w:end w:w="50" w:type="dxa"/>
-            </w:tcMar>
-            <w:vAlign w:val="center"/>
-          </w:tcPr>
-          <w:p>
-            <w:pPr>
-              <w:jc w:val="center"/>
-            </w:pPr>
             <w:r>
               <w:t>☐</w:t>
             </w:r>
@@ -752,19 +227,9 @@
         </w:tc>
         <w:tc>
           <w:tcPr>
-            <w:tcW w:type="dxa" w:w="1538"/>
-            <w:tcMar>
-              <w:top w:w="40" w:type="dxa"/>
-              <w:start w:w="50" w:type="dxa"/>
-              <w:bottom w:w="40" w:type="dxa"/>
-              <w:end w:w="50" w:type="dxa"/>
-            </w:tcMar>
-            <w:vAlign w:val="center"/>
+            <w:tcW w:type="dxa" w:w="2085"/>
           </w:tcPr>
           <w:p>
-            <w:pPr>
-              <w:jc w:val="center"/>
-            </w:pPr>
             <w:r>
               <w:t>☐</w:t>
             </w:r>
@@ -772,1263 +237,9 @@
         </w:tc>
         <w:tc>
           <w:tcPr>
-            <w:tcW w:type="dxa" w:w="1538"/>
-            <w:tcMar>
-              <w:top w:w="40" w:type="dxa"/>
-              <w:start w:w="50" w:type="dxa"/>
-              <w:bottom w:w="40" w:type="dxa"/>
-              <w:end w:w="50" w:type="dxa"/>
-            </w:tcMar>
-            <w:vAlign w:val="center"/>
+            <w:tcW w:type="dxa" w:w="2085"/>
           </w:tcPr>
           <w:p>
-            <w:pPr>
-              <w:jc w:val="center"/>
-            </w:pPr>
-            <w:r>
-              <w:t>☐</w:t>
-            </w:r>
-          </w:p>
-        </w:tc>
-        <w:tc>
-          <w:tcPr>
-            <w:tcW w:type="dxa" w:w="1538"/>
-            <w:tcMar>
-              <w:top w:w="40" w:type="dxa"/>
-              <w:start w:w="50" w:type="dxa"/>
-              <w:bottom w:w="40" w:type="dxa"/>
-              <w:end w:w="50" w:type="dxa"/>
-            </w:tcMar>
-            <w:vAlign w:val="center"/>
-          </w:tcPr>
-          <w:p>
-            <w:pPr>
-              <w:jc w:val="center"/>
-            </w:pPr>
-            <w:r>
-              <w:t>☐</w:t>
-            </w:r>
-          </w:p>
-        </w:tc>
-      </w:tr>
-      <w:tr>
-        <w:trPr>
-          <w:cantSplit/>
-        </w:trPr>
-        <w:tc>
-          <w:tcPr>
-            <w:tcW w:type="dxa" w:w="1538"/>
-            <w:tcMar>
-              <w:top w:w="40" w:type="dxa"/>
-              <w:start w:w="50" w:type="dxa"/>
-              <w:bottom w:w="40" w:type="dxa"/>
-              <w:end w:w="50" w:type="dxa"/>
-            </w:tcMar>
-            <w:vAlign w:val="center"/>
-          </w:tcPr>
-          <w:p>
-            <w:r>
-              <w:t>GRA-P1-07</w:t>
-            </w:r>
-          </w:p>
-        </w:tc>
-        <w:tc>
-          <w:tcPr>
-            <w:tcW w:type="dxa" w:w="1538"/>
-            <w:tcMar>
-              <w:top w:w="40" w:type="dxa"/>
-              <w:start w:w="50" w:type="dxa"/>
-              <w:bottom w:w="40" w:type="dxa"/>
-              <w:end w:w="50" w:type="dxa"/>
-            </w:tcMar>
-            <w:vAlign w:val="center"/>
-          </w:tcPr>
-          <w:p>
-            <w:r>
-              <w:t>Remplacer le groupe sujet par un pronom</w:t>
-            </w:r>
-          </w:p>
-        </w:tc>
-        <w:tc>
-          <w:tcPr>
-            <w:tcW w:type="dxa" w:w="1538"/>
-            <w:tcMar>
-              <w:top w:w="40" w:type="dxa"/>
-              <w:start w:w="50" w:type="dxa"/>
-              <w:bottom w:w="40" w:type="dxa"/>
-              <w:end w:w="50" w:type="dxa"/>
-            </w:tcMar>
-            <w:vAlign w:val="center"/>
-          </w:tcPr>
-          <w:p>
-            <w:r>
-              <w:t>Tâche 5 — remplacement</w:t>
-            </w:r>
-          </w:p>
-        </w:tc>
-        <w:tc>
-          <w:tcPr>
-            <w:tcW w:type="dxa" w:w="1538"/>
-            <w:tcMar>
-              <w:top w:w="40" w:type="dxa"/>
-              <w:start w:w="50" w:type="dxa"/>
-              <w:bottom w:w="40" w:type="dxa"/>
-              <w:end w:w="50" w:type="dxa"/>
-            </w:tcMar>
-            <w:vAlign w:val="center"/>
-          </w:tcPr>
-          <w:p>
-            <w:pPr>
-              <w:jc w:val="center"/>
-            </w:pPr>
-            <w:r>
-              <w:t>☐</w:t>
-            </w:r>
-          </w:p>
-        </w:tc>
-        <w:tc>
-          <w:tcPr>
-            <w:tcW w:type="dxa" w:w="1538"/>
-            <w:tcMar>
-              <w:top w:w="40" w:type="dxa"/>
-              <w:start w:w="50" w:type="dxa"/>
-              <w:bottom w:w="40" w:type="dxa"/>
-              <w:end w:w="50" w:type="dxa"/>
-            </w:tcMar>
-            <w:vAlign w:val="center"/>
-          </w:tcPr>
-          <w:p>
-            <w:pPr>
-              <w:jc w:val="center"/>
-            </w:pPr>
-            <w:r>
-              <w:t>☐</w:t>
-            </w:r>
-          </w:p>
-        </w:tc>
-        <w:tc>
-          <w:tcPr>
-            <w:tcW w:type="dxa" w:w="1538"/>
-            <w:tcMar>
-              <w:top w:w="40" w:type="dxa"/>
-              <w:start w:w="50" w:type="dxa"/>
-              <w:bottom w:w="40" w:type="dxa"/>
-              <w:end w:w="50" w:type="dxa"/>
-            </w:tcMar>
-            <w:vAlign w:val="center"/>
-          </w:tcPr>
-          <w:p>
-            <w:pPr>
-              <w:jc w:val="center"/>
-            </w:pPr>
-            <w:r>
-              <w:t>☐</w:t>
-            </w:r>
-          </w:p>
-        </w:tc>
-        <w:tc>
-          <w:tcPr>
-            <w:tcW w:type="dxa" w:w="1538"/>
-            <w:tcMar>
-              <w:top w:w="40" w:type="dxa"/>
-              <w:start w:w="50" w:type="dxa"/>
-              <w:bottom w:w="40" w:type="dxa"/>
-              <w:end w:w="50" w:type="dxa"/>
-            </w:tcMar>
-            <w:vAlign w:val="center"/>
-          </w:tcPr>
-          <w:p>
-            <w:pPr>
-              <w:jc w:val="center"/>
-            </w:pPr>
-            <w:r>
-              <w:t>☐</w:t>
-            </w:r>
-          </w:p>
-        </w:tc>
-      </w:tr>
-      <w:tr>
-        <w:trPr>
-          <w:cantSplit/>
-        </w:trPr>
-        <w:tc>
-          <w:tcPr>
-            <w:tcW w:type="dxa" w:w="1538"/>
-            <w:tcMar>
-              <w:top w:w="40" w:type="dxa"/>
-              <w:start w:w="50" w:type="dxa"/>
-              <w:bottom w:w="40" w:type="dxa"/>
-              <w:end w:w="50" w:type="dxa"/>
-            </w:tcMar>
-            <w:vAlign w:val="center"/>
-          </w:tcPr>
-          <w:p>
-            <w:r>
-              <w:t>ORT-P1-01</w:t>
-            </w:r>
-          </w:p>
-        </w:tc>
-        <w:tc>
-          <w:tcPr>
-            <w:tcW w:type="dxa" w:w="1538"/>
-            <w:tcMar>
-              <w:top w:w="40" w:type="dxa"/>
-              <w:start w:w="50" w:type="dxa"/>
-              <w:bottom w:w="40" w:type="dxa"/>
-              <w:end w:w="50" w:type="dxa"/>
-            </w:tcMar>
-            <w:vAlign w:val="center"/>
-          </w:tcPr>
-          <w:p>
-            <w:r>
-              <w:t>Transcrire les sons d’un mot</w:t>
-            </w:r>
-          </w:p>
-        </w:tc>
-        <w:tc>
-          <w:tcPr>
-            <w:tcW w:type="dxa" w:w="1538"/>
-            <w:tcMar>
-              <w:top w:w="40" w:type="dxa"/>
-              <w:start w:w="50" w:type="dxa"/>
-              <w:bottom w:w="40" w:type="dxa"/>
-              <w:end w:w="50" w:type="dxa"/>
-            </w:tcMar>
-            <w:vAlign w:val="center"/>
-          </w:tcPr>
-          <w:p>
-            <w:r>
-              <w:t>Tâche 6 — régularités étudiées</w:t>
-            </w:r>
-          </w:p>
-        </w:tc>
-        <w:tc>
-          <w:tcPr>
-            <w:tcW w:type="dxa" w:w="1538"/>
-            <w:tcMar>
-              <w:top w:w="40" w:type="dxa"/>
-              <w:start w:w="50" w:type="dxa"/>
-              <w:bottom w:w="40" w:type="dxa"/>
-              <w:end w:w="50" w:type="dxa"/>
-            </w:tcMar>
-            <w:vAlign w:val="center"/>
-          </w:tcPr>
-          <w:p>
-            <w:pPr>
-              <w:jc w:val="center"/>
-            </w:pPr>
-            <w:r>
-              <w:t>☐</w:t>
-            </w:r>
-          </w:p>
-        </w:tc>
-        <w:tc>
-          <w:tcPr>
-            <w:tcW w:type="dxa" w:w="1538"/>
-            <w:tcMar>
-              <w:top w:w="40" w:type="dxa"/>
-              <w:start w:w="50" w:type="dxa"/>
-              <w:bottom w:w="40" w:type="dxa"/>
-              <w:end w:w="50" w:type="dxa"/>
-            </w:tcMar>
-            <w:vAlign w:val="center"/>
-          </w:tcPr>
-          <w:p>
-            <w:pPr>
-              <w:jc w:val="center"/>
-            </w:pPr>
-            <w:r>
-              <w:t>☐</w:t>
-            </w:r>
-          </w:p>
-        </w:tc>
-        <w:tc>
-          <w:tcPr>
-            <w:tcW w:type="dxa" w:w="1538"/>
-            <w:tcMar>
-              <w:top w:w="40" w:type="dxa"/>
-              <w:start w:w="50" w:type="dxa"/>
-              <w:bottom w:w="40" w:type="dxa"/>
-              <w:end w:w="50" w:type="dxa"/>
-            </w:tcMar>
-            <w:vAlign w:val="center"/>
-          </w:tcPr>
-          <w:p>
-            <w:pPr>
-              <w:jc w:val="center"/>
-            </w:pPr>
-            <w:r>
-              <w:t>☐</w:t>
-            </w:r>
-          </w:p>
-        </w:tc>
-        <w:tc>
-          <w:tcPr>
-            <w:tcW w:type="dxa" w:w="1538"/>
-            <w:tcMar>
-              <w:top w:w="40" w:type="dxa"/>
-              <w:start w:w="50" w:type="dxa"/>
-              <w:bottom w:w="40" w:type="dxa"/>
-              <w:end w:w="50" w:type="dxa"/>
-            </w:tcMar>
-            <w:vAlign w:val="center"/>
-          </w:tcPr>
-          <w:p>
-            <w:pPr>
-              <w:jc w:val="center"/>
-            </w:pPr>
-            <w:r>
-              <w:t>☐</w:t>
-            </w:r>
-          </w:p>
-        </w:tc>
-      </w:tr>
-      <w:tr>
-        <w:trPr>
-          <w:cantSplit/>
-        </w:trPr>
-        <w:tc>
-          <w:tcPr>
-            <w:tcW w:type="dxa" w:w="1538"/>
-            <w:tcMar>
-              <w:top w:w="40" w:type="dxa"/>
-              <w:start w:w="50" w:type="dxa"/>
-              <w:bottom w:w="40" w:type="dxa"/>
-              <w:end w:w="50" w:type="dxa"/>
-            </w:tcMar>
-            <w:vAlign w:val="center"/>
-          </w:tcPr>
-          <w:p>
-            <w:r>
-              <w:t>ORT-P1-02</w:t>
-            </w:r>
-          </w:p>
-        </w:tc>
-        <w:tc>
-          <w:tcPr>
-            <w:tcW w:type="dxa" w:w="1538"/>
-            <w:tcMar>
-              <w:top w:w="40" w:type="dxa"/>
-              <w:start w:w="50" w:type="dxa"/>
-              <w:bottom w:w="40" w:type="dxa"/>
-              <w:end w:w="50" w:type="dxa"/>
-            </w:tcMar>
-            <w:vAlign w:val="center"/>
-          </w:tcPr>
-          <w:p>
-            <w:r>
-              <w:t>Écrire les mots fréquents étudiés</w:t>
-            </w:r>
-          </w:p>
-        </w:tc>
-        <w:tc>
-          <w:tcPr>
-            <w:tcW w:type="dxa" w:w="1538"/>
-            <w:tcMar>
-              <w:top w:w="40" w:type="dxa"/>
-              <w:start w:w="50" w:type="dxa"/>
-              <w:bottom w:w="40" w:type="dxa"/>
-              <w:end w:w="50" w:type="dxa"/>
-            </w:tcMar>
-            <w:vAlign w:val="center"/>
-          </w:tcPr>
-          <w:p>
-            <w:r>
-              <w:t>Tâche 7 — mots réellement appris</w:t>
-            </w:r>
-          </w:p>
-        </w:tc>
-        <w:tc>
-          <w:tcPr>
-            <w:tcW w:type="dxa" w:w="1538"/>
-            <w:tcMar>
-              <w:top w:w="40" w:type="dxa"/>
-              <w:start w:w="50" w:type="dxa"/>
-              <w:bottom w:w="40" w:type="dxa"/>
-              <w:end w:w="50" w:type="dxa"/>
-            </w:tcMar>
-            <w:vAlign w:val="center"/>
-          </w:tcPr>
-          <w:p>
-            <w:pPr>
-              <w:jc w:val="center"/>
-            </w:pPr>
-            <w:r>
-              <w:t>☐</w:t>
-            </w:r>
-          </w:p>
-        </w:tc>
-        <w:tc>
-          <w:tcPr>
-            <w:tcW w:type="dxa" w:w="1538"/>
-            <w:tcMar>
-              <w:top w:w="40" w:type="dxa"/>
-              <w:start w:w="50" w:type="dxa"/>
-              <w:bottom w:w="40" w:type="dxa"/>
-              <w:end w:w="50" w:type="dxa"/>
-            </w:tcMar>
-            <w:vAlign w:val="center"/>
-          </w:tcPr>
-          <w:p>
-            <w:pPr>
-              <w:jc w:val="center"/>
-            </w:pPr>
-            <w:r>
-              <w:t>☐</w:t>
-            </w:r>
-          </w:p>
-        </w:tc>
-        <w:tc>
-          <w:tcPr>
-            <w:tcW w:type="dxa" w:w="1538"/>
-            <w:tcMar>
-              <w:top w:w="40" w:type="dxa"/>
-              <w:start w:w="50" w:type="dxa"/>
-              <w:bottom w:w="40" w:type="dxa"/>
-              <w:end w:w="50" w:type="dxa"/>
-            </w:tcMar>
-            <w:vAlign w:val="center"/>
-          </w:tcPr>
-          <w:p>
-            <w:pPr>
-              <w:jc w:val="center"/>
-            </w:pPr>
-            <w:r>
-              <w:t>☐</w:t>
-            </w:r>
-          </w:p>
-        </w:tc>
-        <w:tc>
-          <w:tcPr>
-            <w:tcW w:type="dxa" w:w="1538"/>
-            <w:tcMar>
-              <w:top w:w="40" w:type="dxa"/>
-              <w:start w:w="50" w:type="dxa"/>
-              <w:bottom w:w="40" w:type="dxa"/>
-              <w:end w:w="50" w:type="dxa"/>
-            </w:tcMar>
-            <w:vAlign w:val="center"/>
-          </w:tcPr>
-          <w:p>
-            <w:pPr>
-              <w:jc w:val="center"/>
-            </w:pPr>
-            <w:r>
-              <w:t>☐</w:t>
-            </w:r>
-          </w:p>
-        </w:tc>
-      </w:tr>
-      <w:tr>
-        <w:trPr>
-          <w:cantSplit/>
-        </w:trPr>
-        <w:tc>
-          <w:tcPr>
-            <w:tcW w:type="dxa" w:w="1538"/>
-            <w:tcMar>
-              <w:top w:w="40" w:type="dxa"/>
-              <w:start w:w="50" w:type="dxa"/>
-              <w:bottom w:w="40" w:type="dxa"/>
-              <w:end w:w="50" w:type="dxa"/>
-            </w:tcMar>
-            <w:vAlign w:val="center"/>
-          </w:tcPr>
-          <w:p>
-            <w:r>
-              <w:t>ORT-P1-03</w:t>
-            </w:r>
-          </w:p>
-        </w:tc>
-        <w:tc>
-          <w:tcPr>
-            <w:tcW w:type="dxa" w:w="1538"/>
-            <w:tcMar>
-              <w:top w:w="40" w:type="dxa"/>
-              <w:start w:w="50" w:type="dxa"/>
-              <w:bottom w:w="40" w:type="dxa"/>
-              <w:end w:w="50" w:type="dxa"/>
-            </w:tcMar>
-            <w:vAlign w:val="center"/>
-          </w:tcPr>
-          <w:p>
-            <w:r>
-              <w:t>Écrire les mots invariables étudiés</w:t>
-            </w:r>
-          </w:p>
-        </w:tc>
-        <w:tc>
-          <w:tcPr>
-            <w:tcW w:type="dxa" w:w="1538"/>
-            <w:tcMar>
-              <w:top w:w="40" w:type="dxa"/>
-              <w:start w:w="50" w:type="dxa"/>
-              <w:bottom w:w="40" w:type="dxa"/>
-              <w:end w:w="50" w:type="dxa"/>
-            </w:tcMar>
-            <w:vAlign w:val="center"/>
-          </w:tcPr>
-          <w:p>
-            <w:r>
-              <w:t>Tâche 8 — dictée + réemploi</w:t>
-            </w:r>
-          </w:p>
-        </w:tc>
-        <w:tc>
-          <w:tcPr>
-            <w:tcW w:type="dxa" w:w="1538"/>
-            <w:tcMar>
-              <w:top w:w="40" w:type="dxa"/>
-              <w:start w:w="50" w:type="dxa"/>
-              <w:bottom w:w="40" w:type="dxa"/>
-              <w:end w:w="50" w:type="dxa"/>
-            </w:tcMar>
-            <w:vAlign w:val="center"/>
-          </w:tcPr>
-          <w:p>
-            <w:pPr>
-              <w:jc w:val="center"/>
-            </w:pPr>
-            <w:r>
-              <w:t>☐</w:t>
-            </w:r>
-          </w:p>
-        </w:tc>
-        <w:tc>
-          <w:tcPr>
-            <w:tcW w:type="dxa" w:w="1538"/>
-            <w:tcMar>
-              <w:top w:w="40" w:type="dxa"/>
-              <w:start w:w="50" w:type="dxa"/>
-              <w:bottom w:w="40" w:type="dxa"/>
-              <w:end w:w="50" w:type="dxa"/>
-            </w:tcMar>
-            <w:vAlign w:val="center"/>
-          </w:tcPr>
-          <w:p>
-            <w:pPr>
-              <w:jc w:val="center"/>
-            </w:pPr>
-            <w:r>
-              <w:t>☐</w:t>
-            </w:r>
-          </w:p>
-        </w:tc>
-        <w:tc>
-          <w:tcPr>
-            <w:tcW w:type="dxa" w:w="1538"/>
-            <w:tcMar>
-              <w:top w:w="40" w:type="dxa"/>
-              <w:start w:w="50" w:type="dxa"/>
-              <w:bottom w:w="40" w:type="dxa"/>
-              <w:end w:w="50" w:type="dxa"/>
-            </w:tcMar>
-            <w:vAlign w:val="center"/>
-          </w:tcPr>
-          <w:p>
-            <w:pPr>
-              <w:jc w:val="center"/>
-            </w:pPr>
-            <w:r>
-              <w:t>☐</w:t>
-            </w:r>
-          </w:p>
-        </w:tc>
-        <w:tc>
-          <w:tcPr>
-            <w:tcW w:type="dxa" w:w="1538"/>
-            <w:tcMar>
-              <w:top w:w="40" w:type="dxa"/>
-              <w:start w:w="50" w:type="dxa"/>
-              <w:bottom w:w="40" w:type="dxa"/>
-              <w:end w:w="50" w:type="dxa"/>
-            </w:tcMar>
-            <w:vAlign w:val="center"/>
-          </w:tcPr>
-          <w:p>
-            <w:pPr>
-              <w:jc w:val="center"/>
-            </w:pPr>
-            <w:r>
-              <w:t>☐</w:t>
-            </w:r>
-          </w:p>
-        </w:tc>
-      </w:tr>
-      <w:tr>
-        <w:trPr>
-          <w:cantSplit/>
-        </w:trPr>
-        <w:tc>
-          <w:tcPr>
-            <w:tcW w:type="dxa" w:w="1538"/>
-            <w:tcMar>
-              <w:top w:w="40" w:type="dxa"/>
-              <w:start w:w="50" w:type="dxa"/>
-              <w:bottom w:w="40" w:type="dxa"/>
-              <w:end w:w="50" w:type="dxa"/>
-            </w:tcMar>
-            <w:vAlign w:val="center"/>
-          </w:tcPr>
-          <w:p>
-            <w:r>
-              <w:t>VOC-P1-02</w:t>
-            </w:r>
-          </w:p>
-        </w:tc>
-        <w:tc>
-          <w:tcPr>
-            <w:tcW w:type="dxa" w:w="1538"/>
-            <w:tcMar>
-              <w:top w:w="40" w:type="dxa"/>
-              <w:start w:w="50" w:type="dxa"/>
-              <w:bottom w:w="40" w:type="dxa"/>
-              <w:end w:w="50" w:type="dxa"/>
-            </w:tcMar>
-            <w:vAlign w:val="center"/>
-          </w:tcPr>
-          <w:p>
-            <w:r>
-              <w:t>Regrouper des mots par thème</w:t>
-            </w:r>
-          </w:p>
-        </w:tc>
-        <w:tc>
-          <w:tcPr>
-            <w:tcW w:type="dxa" w:w="1538"/>
-            <w:tcMar>
-              <w:top w:w="40" w:type="dxa"/>
-              <w:start w:w="50" w:type="dxa"/>
-              <w:bottom w:w="40" w:type="dxa"/>
-              <w:end w:w="50" w:type="dxa"/>
-            </w:tcMar>
-            <w:vAlign w:val="center"/>
-          </w:tcPr>
-          <w:p>
-            <w:r>
-              <w:t>Tâche 9 — catégorisation</w:t>
-            </w:r>
-          </w:p>
-        </w:tc>
-        <w:tc>
-          <w:tcPr>
-            <w:tcW w:type="dxa" w:w="1538"/>
-            <w:tcMar>
-              <w:top w:w="40" w:type="dxa"/>
-              <w:start w:w="50" w:type="dxa"/>
-              <w:bottom w:w="40" w:type="dxa"/>
-              <w:end w:w="50" w:type="dxa"/>
-            </w:tcMar>
-            <w:vAlign w:val="center"/>
-          </w:tcPr>
-          <w:p>
-            <w:pPr>
-              <w:jc w:val="center"/>
-            </w:pPr>
-            <w:r>
-              <w:t>☐</w:t>
-            </w:r>
-          </w:p>
-        </w:tc>
-        <w:tc>
-          <w:tcPr>
-            <w:tcW w:type="dxa" w:w="1538"/>
-            <w:tcMar>
-              <w:top w:w="40" w:type="dxa"/>
-              <w:start w:w="50" w:type="dxa"/>
-              <w:bottom w:w="40" w:type="dxa"/>
-              <w:end w:w="50" w:type="dxa"/>
-            </w:tcMar>
-            <w:vAlign w:val="center"/>
-          </w:tcPr>
-          <w:p>
-            <w:pPr>
-              <w:jc w:val="center"/>
-            </w:pPr>
-            <w:r>
-              <w:t>☐</w:t>
-            </w:r>
-          </w:p>
-        </w:tc>
-        <w:tc>
-          <w:tcPr>
-            <w:tcW w:type="dxa" w:w="1538"/>
-            <w:tcMar>
-              <w:top w:w="40" w:type="dxa"/>
-              <w:start w:w="50" w:type="dxa"/>
-              <w:bottom w:w="40" w:type="dxa"/>
-              <w:end w:w="50" w:type="dxa"/>
-            </w:tcMar>
-            <w:vAlign w:val="center"/>
-          </w:tcPr>
-          <w:p>
-            <w:pPr>
-              <w:jc w:val="center"/>
-            </w:pPr>
-            <w:r>
-              <w:t>☐</w:t>
-            </w:r>
-          </w:p>
-        </w:tc>
-        <w:tc>
-          <w:tcPr>
-            <w:tcW w:type="dxa" w:w="1538"/>
-            <w:tcMar>
-              <w:top w:w="40" w:type="dxa"/>
-              <w:start w:w="50" w:type="dxa"/>
-              <w:bottom w:w="40" w:type="dxa"/>
-              <w:end w:w="50" w:type="dxa"/>
-            </w:tcMar>
-            <w:vAlign w:val="center"/>
-          </w:tcPr>
-          <w:p>
-            <w:pPr>
-              <w:jc w:val="center"/>
-            </w:pPr>
-            <w:r>
-              <w:t>☐</w:t>
-            </w:r>
-          </w:p>
-        </w:tc>
-      </w:tr>
-      <w:tr>
-        <w:trPr>
-          <w:cantSplit/>
-        </w:trPr>
-        <w:tc>
-          <w:tcPr>
-            <w:tcW w:type="dxa" w:w="1538"/>
-            <w:tcMar>
-              <w:top w:w="40" w:type="dxa"/>
-              <w:start w:w="50" w:type="dxa"/>
-              <w:bottom w:w="40" w:type="dxa"/>
-              <w:end w:w="50" w:type="dxa"/>
-            </w:tcMar>
-            <w:vAlign w:val="center"/>
-          </w:tcPr>
-          <w:p>
-            <w:r>
-              <w:t>VOC-P1-04</w:t>
-            </w:r>
-          </w:p>
-        </w:tc>
-        <w:tc>
-          <w:tcPr>
-            <w:tcW w:type="dxa" w:w="1538"/>
-            <w:tcMar>
-              <w:top w:w="40" w:type="dxa"/>
-              <w:start w:w="50" w:type="dxa"/>
-              <w:bottom w:w="40" w:type="dxa"/>
-              <w:end w:w="50" w:type="dxa"/>
-            </w:tcMar>
-            <w:vAlign w:val="center"/>
-          </w:tcPr>
-          <w:p>
-            <w:r>
-              <w:t>Ranger des mots dans l’ordre alphabétique</w:t>
-            </w:r>
-          </w:p>
-        </w:tc>
-        <w:tc>
-          <w:tcPr>
-            <w:tcW w:type="dxa" w:w="1538"/>
-            <w:tcMar>
-              <w:top w:w="40" w:type="dxa"/>
-              <w:start w:w="50" w:type="dxa"/>
-              <w:bottom w:w="40" w:type="dxa"/>
-              <w:end w:w="50" w:type="dxa"/>
-            </w:tcMar>
-            <w:vAlign w:val="center"/>
-          </w:tcPr>
-          <w:p>
-            <w:r>
-              <w:t>Tâche 10 — ordre alphabétique</w:t>
-            </w:r>
-          </w:p>
-        </w:tc>
-        <w:tc>
-          <w:tcPr>
-            <w:tcW w:type="dxa" w:w="1538"/>
-            <w:tcMar>
-              <w:top w:w="40" w:type="dxa"/>
-              <w:start w:w="50" w:type="dxa"/>
-              <w:bottom w:w="40" w:type="dxa"/>
-              <w:end w:w="50" w:type="dxa"/>
-            </w:tcMar>
-            <w:vAlign w:val="center"/>
-          </w:tcPr>
-          <w:p>
-            <w:pPr>
-              <w:jc w:val="center"/>
-            </w:pPr>
-            <w:r>
-              <w:t>☐</w:t>
-            </w:r>
-          </w:p>
-        </w:tc>
-        <w:tc>
-          <w:tcPr>
-            <w:tcW w:type="dxa" w:w="1538"/>
-            <w:tcMar>
-              <w:top w:w="40" w:type="dxa"/>
-              <w:start w:w="50" w:type="dxa"/>
-              <w:bottom w:w="40" w:type="dxa"/>
-              <w:end w:w="50" w:type="dxa"/>
-            </w:tcMar>
-            <w:vAlign w:val="center"/>
-          </w:tcPr>
-          <w:p>
-            <w:pPr>
-              <w:jc w:val="center"/>
-            </w:pPr>
-            <w:r>
-              <w:t>☐</w:t>
-            </w:r>
-          </w:p>
-        </w:tc>
-        <w:tc>
-          <w:tcPr>
-            <w:tcW w:type="dxa" w:w="1538"/>
-            <w:tcMar>
-              <w:top w:w="40" w:type="dxa"/>
-              <w:start w:w="50" w:type="dxa"/>
-              <w:bottom w:w="40" w:type="dxa"/>
-              <w:end w:w="50" w:type="dxa"/>
-            </w:tcMar>
-            <w:vAlign w:val="center"/>
-          </w:tcPr>
-          <w:p>
-            <w:pPr>
-              <w:jc w:val="center"/>
-            </w:pPr>
-            <w:r>
-              <w:t>☐</w:t>
-            </w:r>
-          </w:p>
-        </w:tc>
-        <w:tc>
-          <w:tcPr>
-            <w:tcW w:type="dxa" w:w="1538"/>
-            <w:tcMar>
-              <w:top w:w="40" w:type="dxa"/>
-              <w:start w:w="50" w:type="dxa"/>
-              <w:bottom w:w="40" w:type="dxa"/>
-              <w:end w:w="50" w:type="dxa"/>
-            </w:tcMar>
-            <w:vAlign w:val="center"/>
-          </w:tcPr>
-          <w:p>
-            <w:pPr>
-              <w:jc w:val="center"/>
-            </w:pPr>
-            <w:r>
-              <w:t>☐</w:t>
-            </w:r>
-          </w:p>
-        </w:tc>
-      </w:tr>
-      <w:tr>
-        <w:trPr>
-          <w:cantSplit/>
-        </w:trPr>
-        <w:tc>
-          <w:tcPr>
-            <w:tcW w:type="dxa" w:w="1538"/>
-            <w:tcMar>
-              <w:top w:w="40" w:type="dxa"/>
-              <w:start w:w="50" w:type="dxa"/>
-              <w:bottom w:w="40" w:type="dxa"/>
-              <w:end w:w="50" w:type="dxa"/>
-            </w:tcMar>
-            <w:vAlign w:val="center"/>
-          </w:tcPr>
-          <w:p>
-            <w:r>
-              <w:t>VOC-P1-05</w:t>
-            </w:r>
-          </w:p>
-        </w:tc>
-        <w:tc>
-          <w:tcPr>
-            <w:tcW w:type="dxa" w:w="1538"/>
-            <w:tcMar>
-              <w:top w:w="40" w:type="dxa"/>
-              <w:start w:w="50" w:type="dxa"/>
-              <w:bottom w:w="40" w:type="dxa"/>
-              <w:end w:w="50" w:type="dxa"/>
-            </w:tcMar>
-            <w:vAlign w:val="center"/>
-          </w:tcPr>
-          <w:p>
-            <w:r>
-              <w:t>Chercher un mot dans le dictionnaire</w:t>
-            </w:r>
-          </w:p>
-        </w:tc>
-        <w:tc>
-          <w:tcPr>
-            <w:tcW w:type="dxa" w:w="1538"/>
-            <w:tcMar>
-              <w:top w:w="40" w:type="dxa"/>
-              <w:start w:w="50" w:type="dxa"/>
-              <w:bottom w:w="40" w:type="dxa"/>
-              <w:end w:w="50" w:type="dxa"/>
-            </w:tcMar>
-            <w:vAlign w:val="center"/>
-          </w:tcPr>
-          <w:p>
-            <w:r>
-              <w:t>Tâche 11 — sens en contexte</w:t>
-            </w:r>
-          </w:p>
-        </w:tc>
-        <w:tc>
-          <w:tcPr>
-            <w:tcW w:type="dxa" w:w="1538"/>
-            <w:tcMar>
-              <w:top w:w="40" w:type="dxa"/>
-              <w:start w:w="50" w:type="dxa"/>
-              <w:bottom w:w="40" w:type="dxa"/>
-              <w:end w:w="50" w:type="dxa"/>
-            </w:tcMar>
-            <w:vAlign w:val="center"/>
-          </w:tcPr>
-          <w:p>
-            <w:pPr>
-              <w:jc w:val="center"/>
-            </w:pPr>
-            <w:r>
-              <w:t>☐</w:t>
-            </w:r>
-          </w:p>
-        </w:tc>
-        <w:tc>
-          <w:tcPr>
-            <w:tcW w:type="dxa" w:w="1538"/>
-            <w:tcMar>
-              <w:top w:w="40" w:type="dxa"/>
-              <w:start w:w="50" w:type="dxa"/>
-              <w:bottom w:w="40" w:type="dxa"/>
-              <w:end w:w="50" w:type="dxa"/>
-            </w:tcMar>
-            <w:vAlign w:val="center"/>
-          </w:tcPr>
-          <w:p>
-            <w:pPr>
-              <w:jc w:val="center"/>
-            </w:pPr>
-            <w:r>
-              <w:t>☐</w:t>
-            </w:r>
-          </w:p>
-        </w:tc>
-        <w:tc>
-          <w:tcPr>
-            <w:tcW w:type="dxa" w:w="1538"/>
-            <w:tcMar>
-              <w:top w:w="40" w:type="dxa"/>
-              <w:start w:w="50" w:type="dxa"/>
-              <w:bottom w:w="40" w:type="dxa"/>
-              <w:end w:w="50" w:type="dxa"/>
-            </w:tcMar>
-            <w:vAlign w:val="center"/>
-          </w:tcPr>
-          <w:p>
-            <w:pPr>
-              <w:jc w:val="center"/>
-            </w:pPr>
-            <w:r>
-              <w:t>☐</w:t>
-            </w:r>
-          </w:p>
-        </w:tc>
-        <w:tc>
-          <w:tcPr>
-            <w:tcW w:type="dxa" w:w="1538"/>
-            <w:tcMar>
-              <w:top w:w="40" w:type="dxa"/>
-              <w:start w:w="50" w:type="dxa"/>
-              <w:bottom w:w="40" w:type="dxa"/>
-              <w:end w:w="50" w:type="dxa"/>
-            </w:tcMar>
-            <w:vAlign w:val="center"/>
-          </w:tcPr>
-          <w:p>
-            <w:pPr>
-              <w:jc w:val="center"/>
-            </w:pPr>
-            <w:r>
-              <w:t>☐</w:t>
-            </w:r>
-          </w:p>
-        </w:tc>
-      </w:tr>
-      <w:tr>
-        <w:trPr>
-          <w:cantSplit/>
-        </w:trPr>
-        <w:tc>
-          <w:tcPr>
-            <w:tcW w:type="dxa" w:w="1538"/>
-            <w:tcMar>
-              <w:top w:w="40" w:type="dxa"/>
-              <w:start w:w="50" w:type="dxa"/>
-              <w:bottom w:w="40" w:type="dxa"/>
-              <w:end w:w="50" w:type="dxa"/>
-            </w:tcMar>
-            <w:vAlign w:val="center"/>
-          </w:tcPr>
-          <w:p>
-            <w:r>
-              <w:t>ECR-P1-05</w:t>
-            </w:r>
-          </w:p>
-        </w:tc>
-        <w:tc>
-          <w:tcPr>
-            <w:tcW w:type="dxa" w:w="1538"/>
-            <w:tcMar>
-              <w:top w:w="40" w:type="dxa"/>
-              <w:start w:w="50" w:type="dxa"/>
-              <w:bottom w:w="40" w:type="dxa"/>
-              <w:end w:w="50" w:type="dxa"/>
-            </w:tcMar>
-            <w:vAlign w:val="center"/>
-          </w:tcPr>
-          <w:p>
-            <w:r>
-              <w:t>Écrire une phrase correcte</w:t>
-            </w:r>
-          </w:p>
-        </w:tc>
-        <w:tc>
-          <w:tcPr>
-            <w:tcW w:type="dxa" w:w="1538"/>
-            <w:tcMar>
-              <w:top w:w="40" w:type="dxa"/>
-              <w:start w:w="50" w:type="dxa"/>
-              <w:bottom w:w="40" w:type="dxa"/>
-              <w:end w:w="50" w:type="dxa"/>
-            </w:tcMar>
-            <w:vAlign w:val="center"/>
-          </w:tcPr>
-          <w:p>
-            <w:r>
-              <w:t>Tâche 12 — ajout au corpus</w:t>
-            </w:r>
-          </w:p>
-        </w:tc>
-        <w:tc>
-          <w:tcPr>
-            <w:tcW w:type="dxa" w:w="1538"/>
-            <w:tcMar>
-              <w:top w:w="40" w:type="dxa"/>
-              <w:start w:w="50" w:type="dxa"/>
-              <w:bottom w:w="40" w:type="dxa"/>
-              <w:end w:w="50" w:type="dxa"/>
-            </w:tcMar>
-            <w:vAlign w:val="center"/>
-          </w:tcPr>
-          <w:p>
-            <w:pPr>
-              <w:jc w:val="center"/>
-            </w:pPr>
-            <w:r>
-              <w:t>☐</w:t>
-            </w:r>
-          </w:p>
-        </w:tc>
-        <w:tc>
-          <w:tcPr>
-            <w:tcW w:type="dxa" w:w="1538"/>
-            <w:tcMar>
-              <w:top w:w="40" w:type="dxa"/>
-              <w:start w:w="50" w:type="dxa"/>
-              <w:bottom w:w="40" w:type="dxa"/>
-              <w:end w:w="50" w:type="dxa"/>
-            </w:tcMar>
-            <w:vAlign w:val="center"/>
-          </w:tcPr>
-          <w:p>
-            <w:pPr>
-              <w:jc w:val="center"/>
-            </w:pPr>
-            <w:r>
-              <w:t>☐</w:t>
-            </w:r>
-          </w:p>
-        </w:tc>
-        <w:tc>
-          <w:tcPr>
-            <w:tcW w:type="dxa" w:w="1538"/>
-            <w:tcMar>
-              <w:top w:w="40" w:type="dxa"/>
-              <w:start w:w="50" w:type="dxa"/>
-              <w:bottom w:w="40" w:type="dxa"/>
-              <w:end w:w="50" w:type="dxa"/>
-            </w:tcMar>
-            <w:vAlign w:val="center"/>
-          </w:tcPr>
-          <w:p>
-            <w:pPr>
-              <w:jc w:val="center"/>
-            </w:pPr>
-            <w:r>
-              <w:t>☐</w:t>
-            </w:r>
-          </w:p>
-        </w:tc>
-        <w:tc>
-          <w:tcPr>
-            <w:tcW w:type="dxa" w:w="1538"/>
-            <w:tcMar>
-              <w:top w:w="40" w:type="dxa"/>
-              <w:start w:w="50" w:type="dxa"/>
-              <w:bottom w:w="40" w:type="dxa"/>
-              <w:end w:w="50" w:type="dxa"/>
-            </w:tcMar>
-            <w:vAlign w:val="center"/>
-          </w:tcPr>
-          <w:p>
-            <w:pPr>
-              <w:jc w:val="center"/>
-            </w:pPr>
-            <w:r>
-              <w:t>☐</w:t>
-            </w:r>
-          </w:p>
-        </w:tc>
-      </w:tr>
-      <w:tr>
-        <w:trPr>
-          <w:cantSplit/>
-        </w:trPr>
-        <w:tc>
-          <w:tcPr>
-            <w:tcW w:type="dxa" w:w="1538"/>
-            <w:tcMar>
-              <w:top w:w="40" w:type="dxa"/>
-              <w:start w:w="50" w:type="dxa"/>
-              <w:bottom w:w="40" w:type="dxa"/>
-              <w:end w:w="50" w:type="dxa"/>
-            </w:tcMar>
-            <w:vAlign w:val="center"/>
-          </w:tcPr>
-          <w:p>
-            <w:r>
-              <w:t>ECR-P1-06</w:t>
-            </w:r>
-          </w:p>
-        </w:tc>
-        <w:tc>
-          <w:tcPr>
-            <w:tcW w:type="dxa" w:w="1538"/>
-            <w:tcMar>
-              <w:top w:w="40" w:type="dxa"/>
-              <w:start w:w="50" w:type="dxa"/>
-              <w:bottom w:w="40" w:type="dxa"/>
-              <w:end w:w="50" w:type="dxa"/>
-            </w:tcMar>
-            <w:vAlign w:val="center"/>
-          </w:tcPr>
-          <w:p>
-            <w:r>
-              <w:t>Enchaîner plusieurs phrases sur un même sujet</w:t>
-            </w:r>
-          </w:p>
-        </w:tc>
-        <w:tc>
-          <w:tcPr>
-            <w:tcW w:type="dxa" w:w="1538"/>
-            <w:tcMar>
-              <w:top w:w="40" w:type="dxa"/>
-              <w:start w:w="50" w:type="dxa"/>
-              <w:bottom w:w="40" w:type="dxa"/>
-              <w:end w:w="50" w:type="dxa"/>
-            </w:tcMar>
-            <w:vAlign w:val="center"/>
-          </w:tcPr>
-          <w:p>
-            <w:r>
-              <w:t>Tâche 13 — suite cohérente + DRAS</w:t>
-            </w:r>
-          </w:p>
-        </w:tc>
-        <w:tc>
-          <w:tcPr>
-            <w:tcW w:type="dxa" w:w="1538"/>
-            <w:tcMar>
-              <w:top w:w="40" w:type="dxa"/>
-              <w:start w:w="50" w:type="dxa"/>
-              <w:bottom w:w="40" w:type="dxa"/>
-              <w:end w:w="50" w:type="dxa"/>
-            </w:tcMar>
-            <w:vAlign w:val="center"/>
-          </w:tcPr>
-          <w:p>
-            <w:pPr>
-              <w:jc w:val="center"/>
-            </w:pPr>
-            <w:r>
-              <w:t>☐</w:t>
-            </w:r>
-          </w:p>
-        </w:tc>
-        <w:tc>
-          <w:tcPr>
-            <w:tcW w:type="dxa" w:w="1538"/>
-            <w:tcMar>
-              <w:top w:w="40" w:type="dxa"/>
-              <w:start w:w="50" w:type="dxa"/>
-              <w:bottom w:w="40" w:type="dxa"/>
-              <w:end w:w="50" w:type="dxa"/>
-            </w:tcMar>
-            <w:vAlign w:val="center"/>
-          </w:tcPr>
-          <w:p>
-            <w:pPr>
-              <w:jc w:val="center"/>
-            </w:pPr>
-            <w:r>
-              <w:t>☐</w:t>
-            </w:r>
-          </w:p>
-        </w:tc>
-        <w:tc>
-          <w:tcPr>
-            <w:tcW w:type="dxa" w:w="1538"/>
-            <w:tcMar>
-              <w:top w:w="40" w:type="dxa"/>
-              <w:start w:w="50" w:type="dxa"/>
-              <w:bottom w:w="40" w:type="dxa"/>
-              <w:end w:w="50" w:type="dxa"/>
-            </w:tcMar>
-            <w:vAlign w:val="center"/>
-          </w:tcPr>
-          <w:p>
-            <w:pPr>
-              <w:jc w:val="center"/>
-            </w:pPr>
-            <w:r>
-              <w:t>☐</w:t>
-            </w:r>
-          </w:p>
-        </w:tc>
-        <w:tc>
-          <w:tcPr>
-            <w:tcW w:type="dxa" w:w="1538"/>
-            <w:tcMar>
-              <w:top w:w="40" w:type="dxa"/>
-              <w:start w:w="50" w:type="dxa"/>
-              <w:bottom w:w="40" w:type="dxa"/>
-              <w:end w:w="50" w:type="dxa"/>
-            </w:tcMar>
-            <w:vAlign w:val="center"/>
-          </w:tcPr>
-          <w:p>
-            <w:pPr>
-              <w:jc w:val="center"/>
-            </w:pPr>
             <w:r>
               <w:t>☐</w:t>
             </w:r>
@@ -2036,190 +247,38 @@
         </w:tc>
       </w:tr>
     </w:tbl>
+    <w:p/>
     <w:p>
       <w:r>
-        <w:br w:type="page"/>
-      </w:r>
-    </w:p>
-    <w:p>
-      <w:pPr>
-        <w:pStyle w:val="Heading1"/>
-      </w:pPr>
-      <w:r>
-        <w:t>Repères de correction — tâches 1 à 11</w:t>
+        <w:rPr>
+          <w:b/>
+        </w:rPr>
+        <w:t>Observation / suite à donner :</w:t>
       </w:r>
     </w:p>
     <w:p>
       <w:r>
-        <w:rPr>
-          <w:b/>
-          <w:color w:val="163A6B"/>
-        </w:rPr>
-        <w:t xml:space="preserve">GRA-P1-01 — </w:t>
-      </w:r>
-      <w:r>
-        <w:t>Une phrase correcte attendue : « Dans les fourrés, le renardeau observe un hérisson. » Accepter toute formulation correcte conservant le sens.</w:t>
+        <w:t>________________________________________________________________________________</w:t>
       </w:r>
     </w:p>
     <w:p>
       <w:r>
-        <w:rPr>
-          <w:b/>
-          <w:color w:val="163A6B"/>
-        </w:rPr>
-        <w:t xml:space="preserve">GRA-P1-04 — </w:t>
-      </w:r>
-      <w:r>
-        <w:t>Verbes des trois premières phrases : sort / observe / regarde. Le test de négation peut servir de justification.</w:t>
+        <w:t>________________________________________________________________________________</w:t>
       </w:r>
     </w:p>
     <w:p>
       <w:r>
-        <w:rPr>
-          <w:b/>
-          <w:color w:val="163A6B"/>
-        </w:rPr>
-        <w:t xml:space="preserve">GRA-P1-05 — </w:t>
-      </w:r>
-      <w:r>
-        <w:t>sort → sortir ; observe → observer ; regarde → regarder.</w:t>
+        <w:t>________________________________________________________________________________</w:t>
       </w:r>
     </w:p>
     <w:p>
       <w:r>
-        <w:rPr>
-          <w:b/>
-          <w:color w:val="163A6B"/>
-        </w:rPr>
-        <w:t xml:space="preserve">GRA-P1-06 — </w:t>
-      </w:r>
-      <w:r>
-        <w:t>Groupe sujet entier : « Une chouette silencieuse ». Le remplacement « elle » permet la vérification.</w:t>
-      </w:r>
-    </w:p>
-    <w:p>
-      <w:r>
-        <w:rPr>
-          <w:b/>
-          <w:color w:val="163A6B"/>
-        </w:rPr>
-        <w:t xml:space="preserve">GRA-P1-07 — </w:t>
-      </w:r>
-      <w:r>
-        <w:t>Une chouette silencieuse → elle ; le hérisson → il ; les trois animaux → ils.</w:t>
-      </w:r>
-    </w:p>
-    <w:p>
-      <w:r>
-        <w:rPr>
-          <w:b/>
-          <w:color w:val="163A6B"/>
-        </w:rPr>
-        <w:t xml:space="preserve">ORT-P1-01 — </w:t>
-      </w:r>
-      <w:r>
-        <w:t>Réponses attendues selon les régularités proposées : champignon, ombre, buisson, mousse, passage, poisson.</w:t>
-      </w:r>
-    </w:p>
-    <w:p>
-      <w:r>
-        <w:rPr>
-          <w:b/>
-          <w:color w:val="163A6B"/>
-        </w:rPr>
-        <w:t xml:space="preserve">ORT-P1-02 — </w:t>
-      </w:r>
-      <w:r>
-        <w:t>Utiliser exclusivement cinq mots fréquents réellement étudiés en classe avant l’évaluation.</w:t>
-      </w:r>
-    </w:p>
-    <w:p>
-      <w:r>
-        <w:rPr>
-          <w:b/>
-          <w:color w:val="163A6B"/>
-        </w:rPr>
-        <w:t xml:space="preserve">ORT-P1-03 — </w:t>
-      </w:r>
-      <w:r>
-        <w:t>Utiliser exclusivement des mots invariables réellement étudiés. Le réemploi doit garder une phrase correcte.</w:t>
-      </w:r>
-    </w:p>
-    <w:p>
-      <w:r>
-        <w:rPr>
-          <w:b/>
-          <w:color w:val="163A6B"/>
-        </w:rPr>
-        <w:t xml:space="preserve">VOC-P1-02 — </w:t>
-      </w:r>
-      <w:r>
-        <w:t>Animaux : renardeau, chouette ; lieux : tanière, clairière ; actions : observer, avancer ; descriptions : immobile, silencieuse.</w:t>
-      </w:r>
-    </w:p>
-    <w:p>
-      <w:r>
-        <w:rPr>
-          <w:b/>
-          <w:color w:val="163A6B"/>
-        </w:rPr>
-        <w:t xml:space="preserve">VOC-P1-04 — </w:t>
-      </w:r>
-      <w:r>
-        <w:t>branche — clairière — feuilles — fourrés — tanière.</w:t>
-      </w:r>
-    </w:p>
-    <w:p>
-      <w:r>
-        <w:rPr>
-          <w:b/>
-          <w:color w:val="163A6B"/>
-        </w:rPr>
-        <w:t xml:space="preserve">VOC-P1-05 — </w:t>
-      </w:r>
-      <w:r>
-        <w:t>Accepter la définition de « fourré » correspondant à une végétation dense / un endroit couvert de buissons, selon le dictionnaire utilisé.</w:t>
-      </w:r>
-    </w:p>
-    <w:p>
-      <w:pPr>
-        <w:pStyle w:val="Heading1"/>
-      </w:pPr>
-      <w:r>
-        <w:t>Repères de correction — écriture</w:t>
-      </w:r>
-    </w:p>
-    <w:p>
-      <w:r>
-        <w:t>ECR-P1-05 — Observer uniquement la correction de la phrase ajoutée : sens, ordre des mots, majuscule et ponctuation finale. Le vocabulaire riche peut être valorisé mais ne change pas le code observé.</w:t>
-      </w:r>
-    </w:p>
-    <w:p>
-      <w:r>
-        <w:t>ECR-P1-06 — Observer l’enchaînement de 4 ou 5 phrases sur la même scène : continuité du sujet, ordre compréhensible des idées et amélioration effective par au moins une opération DRAS. Ne pas fusionner cette observation avec l’orthographe ou le vocabulaire.</w:t>
-      </w:r>
-    </w:p>
-    <w:p>
-      <w:pPr>
-        <w:pStyle w:val="Heading1"/>
-      </w:pPr>
-      <w:r>
-        <w:t>Correspondance annuelle de positionnement</w:t>
-      </w:r>
-    </w:p>
-    <w:p>
-      <w:r>
-        <w:t>Excellent → Dépassé (LSU)   |   Réussi → Atteint   |   En progrès → Partiellement atteint   |   À revoir → Non atteint</w:t>
-      </w:r>
-    </w:p>
-    <w:p>
-      <w:r>
-        <w:t>Excellent ne correspond pas à une simple « très bonne note » : la compétence doit être maîtrisée avec aisance et de façon suffisamment autonome. Pour le LSU semestriel, la trace P1 sera croisée avec les autres traces de classe et, lorsqu’elles existent, les traces Maître Hibou.</w:t>
+        <w:t>________________________________________________________________________________</w:t>
       </w:r>
     </w:p>
     <w:sectPr>
       <w:pgSz w:w="12240" w:h="15840"/>
-      <w:pgMar w:top="652" w:right="737" w:bottom="652" w:left="737" w:header="720" w:footer="720" w:gutter="0"/>
+      <w:pgMar w:top="794" w:right="907" w:bottom="794" w:left="907" w:header="720" w:footer="720" w:gutter="0"/>
       <w:cols w:space="720"/>
       <w:docGrid w:linePitch="360"/>
     </w:sectPr>
@@ -2590,12 +649,9 @@
     <w:name w:val="Normal"/>
     <w:qFormat/>
     <w:rsid w:val="00FC693F"/>
-    <w:pPr>
-      <w:spacing w:after="50"/>
-    </w:pPr>
     <w:rPr>
       <w:rFonts w:ascii="Aptos" w:hAnsi="Aptos"/>
-      <w:sz w:val="20"/>
+      <w:sz w:val="22"/>
     </w:rPr>
   </w:style>
   <w:style w:type="paragraph" w:styleId="Header">
@@ -2653,15 +709,15 @@
     <w:pPr>
       <w:keepNext/>
       <w:keepLines/>
-      <w:spacing w:before="80" w:after="60"/>
+      <w:spacing w:before="480" w:after="0"/>
       <w:outlineLvl w:val="0"/>
     </w:pPr>
     <w:rPr>
-      <w:rFonts w:asciiTheme="majorHAnsi" w:eastAsiaTheme="majorEastAsia" w:hAnsiTheme="majorHAnsi" w:cstheme="majorBidi" w:ascii="Aptos Display" w:hAnsi="Aptos Display"/>
+      <w:rFonts w:asciiTheme="majorHAnsi" w:eastAsiaTheme="majorEastAsia" w:hAnsiTheme="majorHAnsi" w:cstheme="majorBidi"/>
       <w:b/>
       <w:bCs/>
-      <w:color w:val="6D3AC7"/>
-      <w:sz w:val="27"/>
+      <w:color w:val="365F91" w:themeColor="accent1" w:themeShade="BF"/>
+      <w:sz w:val="28"/>
       <w:szCs w:val="28"/>
     </w:rPr>
   </w:style>
@@ -2677,15 +733,15 @@
     <w:pPr>
       <w:keepNext/>
       <w:keepLines/>
-      <w:spacing w:before="80" w:after="60"/>
+      <w:spacing w:before="200" w:after="0"/>
       <w:outlineLvl w:val="1"/>
     </w:pPr>
     <w:rPr>
-      <w:rFonts w:asciiTheme="majorHAnsi" w:eastAsiaTheme="majorEastAsia" w:hAnsiTheme="majorHAnsi" w:cstheme="majorBidi" w:ascii="Aptos Display" w:hAnsi="Aptos Display"/>
+      <w:rFonts w:asciiTheme="majorHAnsi" w:eastAsiaTheme="majorEastAsia" w:hAnsiTheme="majorHAnsi" w:cstheme="majorBidi"/>
       <w:b/>
       <w:bCs/>
-      <w:color w:val="163A6B"/>
-      <w:sz w:val="22"/>
+      <w:color w:val="4F81BD" w:themeColor="accent1"/>
+      <w:sz w:val="26"/>
       <w:szCs w:val="26"/>
     </w:rPr>
   </w:style>
@@ -2942,16 +998,15 @@
       <w:pBdr>
         <w:bottom w:val="single" w:sz="8" w:space="4" w:color="4F81BD" w:themeColor="accent1"/>
       </w:pBdr>
-      <w:spacing w:after="60" w:line="240" w:lineRule="auto" w:before="80"/>
+      <w:spacing w:after="300" w:line="240" w:lineRule="auto"/>
       <w:contextualSpacing/>
     </w:pPr>
     <w:rPr>
-      <w:rFonts w:asciiTheme="majorHAnsi" w:eastAsiaTheme="majorEastAsia" w:hAnsiTheme="majorHAnsi" w:cstheme="majorBidi" w:ascii="Aptos Display" w:hAnsi="Aptos Display"/>
-      <w:b/>
-      <w:color w:val="163A6B"/>
+      <w:rFonts w:asciiTheme="majorHAnsi" w:eastAsiaTheme="majorEastAsia" w:hAnsiTheme="majorHAnsi" w:cstheme="majorBidi"/>
+      <w:color w:val="17365D" w:themeColor="text2" w:themeShade="BF"/>
       <w:spacing w:val="5"/>
       <w:kern w:val="28"/>
-      <w:sz w:val="36"/>
+      <w:sz w:val="52"/>
       <w:szCs w:val="52"/>
     </w:rPr>
   </w:style>
